--- a/Plantilla_Tlajomulco.docx
+++ b/Plantilla_Tlajomulco.docx
@@ -369,7 +369,47 @@
           <w:sz w:val="20"/>
           <w:szCs w:val="20"/>
         </w:rPr>
-        <w:t xml:space="preserve">                                                                                                                </w:t>
+        <w:t>:</w:t>
+      </w:r>
+      <w:r>
+        <w:rPr>
+          <w:rFonts w:ascii="Arial" w:eastAsia="Arial" w:hAnsi="Arial" w:cs="Arial"/>
+          <w:sz w:val="20"/>
+          <w:szCs w:val="20"/>
+        </w:rPr>
+        <w:t xml:space="preserve">     </w:t>
+      </w:r>
+      <w:r>
+        <w:rPr>
+          <w:rFonts w:ascii="Arial" w:eastAsia="Arial" w:hAnsi="Arial" w:cs="Arial"/>
+          <w:sz w:val="20"/>
+          <w:szCs w:val="20"/>
+        </w:rPr>
+        <w:t>{{ nombre_notario }}</w:t>
+      </w:r>
+      <w:r>
+        <w:rPr>
+          <w:rFonts w:ascii="Arial" w:eastAsia="Arial" w:hAnsi="Arial" w:cs="Arial"/>
+          <w:sz w:val="20"/>
+          <w:szCs w:val="20"/>
+        </w:rPr>
+        <w:t xml:space="preserve">  </w:t>
+      </w:r>
+      <w:r>
+        <w:rPr>
+          <w:rFonts w:ascii="Arial" w:eastAsia="Arial" w:hAnsi="Arial" w:cs="Arial"/>
+          <w:sz w:val="20"/>
+          <w:szCs w:val="20"/>
+        </w:rPr>
+        <w:t xml:space="preserve">{{ notaria_numero }} </w:t>
+      </w:r>
+      <w:r>
+        <w:rPr>
+          <w:rFonts w:ascii="Arial" w:eastAsia="Arial" w:hAnsi="Arial" w:cs="Arial"/>
+          <w:sz w:val="20"/>
+          <w:szCs w:val="20"/>
+        </w:rPr>
+        <w:t xml:space="preserve">                                                                                                          </w:t>
       </w:r>
       <w:r>
         <w:rPr>
@@ -378,6 +418,41 @@
           <w:szCs w:val="20"/>
         </w:rPr>
         <w:tab/>
+      </w:r>
+    </w:p>
+    <w:p>
+      <w:pPr>
+        <w:rPr>
+          <w:rFonts w:ascii="Arial" w:eastAsia="Arial" w:hAnsi="Arial" w:cs="Arial"/>
+          <w:sz w:val="16"/>
+          <w:szCs w:val="16"/>
+        </w:rPr>
+      </w:pPr>
+      <w:r>
+        <w:rPr>
+          <w:rFonts w:ascii="Arial" w:eastAsia="Arial" w:hAnsi="Arial" w:cs="Arial"/>
+          <w:sz w:val="16"/>
+          <w:szCs w:val="16"/>
+        </w:rPr>
+        <w:t xml:space="preserve">CERTIFICADO DEL NOTARIO </w:t>
+      </w:r>
+      <w:bookmarkStart w:id="6" w:name="kx6ehcypxway" w:colFirst="0" w:colLast="0"/>
+      <w:bookmarkEnd w:id="6"/>
+      <w:r>
+        <w:rPr>
+          <w:rFonts w:ascii="Arial" w:eastAsia="Arial" w:hAnsi="Arial" w:cs="Arial"/>
+          <w:sz w:val="16"/>
+          <w:szCs w:val="16"/>
+        </w:rPr>
+        <w:t xml:space="preserve">: </w:t>
+      </w:r>
+      <w:r>
+        <w:rPr>
+          <w:rFonts w:ascii="Arial" w:eastAsia="Arial" w:hAnsi="Arial" w:cs="Arial"/>
+          <w:sz w:val="16"/>
+          <w:szCs w:val="16"/>
+        </w:rPr>
+        <w:t>{{ certificado_notario }}</w:t>
       </w:r>
     </w:p>
     <w:p>
@@ -399,33 +474,6 @@
     </w:p>
     <w:p>
       <w:pPr>
-        <w:rPr>
-          <w:rFonts w:ascii="Arial" w:eastAsia="Arial" w:hAnsi="Arial" w:cs="Arial"/>
-          <w:sz w:val="16"/>
-          <w:szCs w:val="16"/>
-        </w:rPr>
-      </w:pPr>
-      <w:r>
-        <w:rPr>
-          <w:rFonts w:ascii="Arial" w:eastAsia="Arial" w:hAnsi="Arial" w:cs="Arial"/>
-          <w:sz w:val="16"/>
-          <w:szCs w:val="16"/>
-        </w:rPr>
-        <w:t xml:space="preserve">CERTIFICADO DEL NOTARIO </w:t>
-      </w:r>
-      <w:bookmarkStart w:id="6" w:name="kx6ehcypxway" w:colFirst="0" w:colLast="0"/>
-      <w:bookmarkEnd w:id="6"/>
-      <w:r>
-        <w:rPr>
-          <w:rFonts w:ascii="Arial" w:eastAsia="Arial" w:hAnsi="Arial" w:cs="Arial"/>
-          <w:sz w:val="16"/>
-          <w:szCs w:val="16"/>
-        </w:rPr>
-        <w:t xml:space="preserve">: {{ nombre_notario }} </w:t>
-      </w:r>
-    </w:p>
-    <w:p>
-      <w:pPr>
         <w:pBdr>
           <w:top w:val="nil"/>
           <w:left w:val="nil"/>
@@ -444,23 +492,6 @@
     <w:p>
       <w:pPr>
         <w:pBdr>
-          <w:top w:val="nil"/>
-          <w:left w:val="nil"/>
-          <w:bottom w:val="nil"/>
-          <w:right w:val="nil"/>
-          <w:between w:val="nil"/>
-        </w:pBdr>
-        <w:rPr>
-          <w:rFonts w:ascii="Arial" w:eastAsia="Arial" w:hAnsi="Arial" w:cs="Arial"/>
-          <w:color w:val="000000"/>
-          <w:sz w:val="16"/>
-          <w:szCs w:val="16"/>
-        </w:rPr>
-      </w:pPr>
-    </w:p>
-    <w:p>
-      <w:pPr>
-        <w:pBdr>
           <w:top w:val="single" w:sz="4" w:space="1" w:color="000000"/>
         </w:pBdr>
         <w:rPr>
@@ -727,17 +758,8 @@
           <w:sz w:val="16"/>
           <w:szCs w:val="16"/>
         </w:rPr>
-        <w:t>{{ estado_civil_vendedor }}</w:t>
-      </w:r>
-    </w:p>
-    <w:p>
-      <w:pPr>
-        <w:rPr>
-          <w:rFonts w:ascii="Arial" w:eastAsia="Arial" w:hAnsi="Arial" w:cs="Arial"/>
-          <w:sz w:val="16"/>
-          <w:szCs w:val="16"/>
-        </w:rPr>
-      </w:pPr>
+        <w:t>{{ generales_vendedor }}</w:t>
+      </w:r>
     </w:p>
     <w:p>
       <w:pPr>
@@ -903,7 +925,7 @@
           <w:sz w:val="16"/>
           <w:szCs w:val="16"/>
         </w:rPr>
-        <w:t>{{ estado_civil_comprador }}</w:t>
+        <w:t>{{ generales_comprador }}</w:t>
       </w:r>
     </w:p>
     <w:p>
@@ -2815,7 +2837,6 @@
         <w:rPr>
           <w:noProof/>
         </w:rPr>
-        <w:lastRenderedPageBreak/>
         <mc:AlternateContent>
           <mc:Choice Requires="wpg">
             <w:drawing>
@@ -2862,7 +2883,7 @@
               </wp:anchor>
             </w:drawing>
           </mc:Choice>
-          <mc:Fallback xmlns:cr="http://schemas.microsoft.com/office/comments/2020/reactions" xmlns="http://schemas.microsoft.com/office/tasks/2019/documenttasks" xmlns:dgm="http://schemas.openxmlformats.org/drawingml/2006/diagram" xmlns:lc="http://schemas.openxmlformats.org/drawingml/2006/lockedCanvas" xmlns:c="http://schemas.openxmlformats.org/drawingml/2006/chart" xmlns:pic="http://schemas.openxmlformats.org/drawingml/2006/picture" xmlns:a="http://schemas.openxmlformats.org/drawingml/2006/main" xmlns:sl="http://schemas.openxmlformats.org/schemaLibrary/2006/main">
+          <mc:Fallback xmlns:sl="http://schemas.openxmlformats.org/schemaLibrary/2006/main" xmlns:a="http://schemas.openxmlformats.org/drawingml/2006/main" xmlns:pic="http://schemas.openxmlformats.org/drawingml/2006/picture" xmlns:c="http://schemas.openxmlformats.org/drawingml/2006/chart" xmlns:lc="http://schemas.openxmlformats.org/drawingml/2006/lockedCanvas" xmlns:dgm="http://schemas.openxmlformats.org/drawingml/2006/diagram" xmlns="http://schemas.microsoft.com/office/tasks/2019/documenttasks" xmlns:cr="http://schemas.microsoft.com/office/comments/2020/reactions">
             <w:drawing>
               <wp:anchor allowOverlap="1" behindDoc="0" distB="0" distT="0" distL="114300" distR="114300" hidden="0" layoutInCell="1" locked="0" relativeHeight="0" simplePos="0">
                 <wp:simplePos x="0" y="0"/>
@@ -2922,6 +2943,7 @@
           <w:sz w:val="16"/>
           <w:szCs w:val="16"/>
         </w:rPr>
+        <w:lastRenderedPageBreak/>
         <w:t>NOMBRE Y FIRMA DEL NOTARIO</w:t>
       </w:r>
     </w:p>
@@ -3210,7 +3232,7 @@
             </wp:anchor>
           </w:drawing>
         </mc:Choice>
-        <mc:Fallback xmlns:cr="http://schemas.microsoft.com/office/comments/2020/reactions" xmlns="http://schemas.microsoft.com/office/tasks/2019/documenttasks" xmlns:dgm="http://schemas.openxmlformats.org/drawingml/2006/diagram" xmlns:lc="http://schemas.openxmlformats.org/drawingml/2006/lockedCanvas" xmlns:c="http://schemas.openxmlformats.org/drawingml/2006/chart" xmlns:pic="http://schemas.openxmlformats.org/drawingml/2006/picture" xmlns:a="http://schemas.openxmlformats.org/drawingml/2006/main" xmlns:sl="http://schemas.openxmlformats.org/schemaLibrary/2006/main">
+        <mc:Fallback xmlns:sl="http://schemas.openxmlformats.org/schemaLibrary/2006/main" xmlns:a="http://schemas.openxmlformats.org/drawingml/2006/main" xmlns:pic="http://schemas.openxmlformats.org/drawingml/2006/picture" xmlns:c="http://schemas.openxmlformats.org/drawingml/2006/chart" xmlns:lc="http://schemas.openxmlformats.org/drawingml/2006/lockedCanvas" xmlns:dgm="http://schemas.openxmlformats.org/drawingml/2006/diagram" xmlns="http://schemas.microsoft.com/office/tasks/2019/documenttasks" xmlns:cr="http://schemas.microsoft.com/office/comments/2020/reactions">
           <w:drawing>
             <wp:anchor allowOverlap="1" behindDoc="0" distB="0" distT="0" distL="114300" distR="114300" hidden="0" layoutInCell="1" locked="0" relativeHeight="0" simplePos="0">
               <wp:simplePos x="0" y="0"/>
@@ -3380,7 +3402,7 @@
             </wp:anchor>
           </w:drawing>
         </mc:Choice>
-        <mc:Fallback xmlns:cr="http://schemas.microsoft.com/office/comments/2020/reactions" xmlns="http://schemas.microsoft.com/office/tasks/2019/documenttasks" xmlns:dgm="http://schemas.openxmlformats.org/drawingml/2006/diagram" xmlns:lc="http://schemas.openxmlformats.org/drawingml/2006/lockedCanvas" xmlns:c="http://schemas.openxmlformats.org/drawingml/2006/chart" xmlns:pic="http://schemas.openxmlformats.org/drawingml/2006/picture" xmlns:a="http://schemas.openxmlformats.org/drawingml/2006/main" xmlns:sl="http://schemas.openxmlformats.org/schemaLibrary/2006/main">
+        <mc:Fallback xmlns:sl="http://schemas.openxmlformats.org/schemaLibrary/2006/main" xmlns:a="http://schemas.openxmlformats.org/drawingml/2006/main" xmlns:pic="http://schemas.openxmlformats.org/drawingml/2006/picture" xmlns:c="http://schemas.openxmlformats.org/drawingml/2006/chart" xmlns:lc="http://schemas.openxmlformats.org/drawingml/2006/lockedCanvas" xmlns:dgm="http://schemas.openxmlformats.org/drawingml/2006/diagram" xmlns="http://schemas.microsoft.com/office/tasks/2019/documenttasks" xmlns:cr="http://schemas.microsoft.com/office/comments/2020/reactions">
           <w:drawing>
             <wp:anchor allowOverlap="1" behindDoc="0" distB="0" distT="0" distL="114300" distR="114300" hidden="0" layoutInCell="1" locked="0" relativeHeight="0" simplePos="0">
               <wp:simplePos x="0" y="0"/>

--- a/Plantilla_Tlajomulco.docx
+++ b/Plantilla_Tlajomulco.docx
@@ -279,8 +279,10 @@
       <w:pPr>
         <w:rPr>
           <w:rFonts w:ascii="Arial" w:eastAsia="Arial" w:hAnsi="Arial" w:cs="Arial"/>
-          <w:sz w:val="16"/>
-          <w:szCs w:val="16"/>
+          <w:b/>
+          <w:bCs/>
+          <w:sz w:val="20"/>
+          <w:szCs w:val="20"/>
         </w:rPr>
       </w:pPr>
       <w:r>
@@ -296,38 +298,94 @@
       <w:r>
         <w:rPr>
           <w:rFonts w:ascii="Arial" w:eastAsia="Arial" w:hAnsi="Arial" w:cs="Arial"/>
-          <w:sz w:val="16"/>
-          <w:szCs w:val="16"/>
-        </w:rPr>
-        <w:t xml:space="preserve">☐                  AVALÚO BANCARIO </w:t>
-      </w:r>
-      <w:bookmarkStart w:id="4" w:name="4lci23675420" w:colFirst="0" w:colLast="0"/>
-      <w:bookmarkEnd w:id="4"/>
-      <w:r>
-        <w:rPr>
-          <w:rFonts w:ascii="Arial" w:eastAsia="Arial" w:hAnsi="Arial" w:cs="Arial"/>
-          <w:sz w:val="16"/>
-          <w:szCs w:val="16"/>
-        </w:rPr>
-        <w:t xml:space="preserve">☐               CERTIFICADO DE NO PROPIEDAD </w:t>
-      </w:r>
-      <w:bookmarkStart w:id="5" w:name="a7r8yrvv687v" w:colFirst="0" w:colLast="0"/>
-      <w:bookmarkEnd w:id="5"/>
-      <w:r>
-        <w:rPr>
-          <w:rFonts w:ascii="Arial" w:eastAsia="Arial" w:hAnsi="Arial" w:cs="Arial"/>
-          <w:sz w:val="16"/>
-          <w:szCs w:val="16"/>
-        </w:rPr>
-        <w:t>☐</w:t>
-      </w:r>
-    </w:p>
-    <w:p>
-      <w:pPr>
-        <w:rPr>
-          <w:rFonts w:ascii="Arial" w:eastAsia="Arial" w:hAnsi="Arial" w:cs="Arial"/>
-          <w:sz w:val="16"/>
-          <w:szCs w:val="16"/>
+          <w:b/>
+          <w:bCs/>
+          <w:sz w:val="20"/>
+          <w:szCs w:val="20"/>
+        </w:rPr>
+        <w:t>[ {{ x_deslinde }} ]</w:t>
+      </w:r>
+      <w:r>
+        <w:rPr>
+          <w:rFonts w:ascii="Arial" w:eastAsia="Arial" w:hAnsi="Arial" w:cs="Arial"/>
+          <w:sz w:val="20"/>
+          <w:szCs w:val="20"/>
+        </w:rPr>
+        <w:t xml:space="preserve">         </w:t>
+      </w:r>
+      <w:r>
+        <w:rPr>
+          <w:rFonts w:ascii="Arial" w:eastAsia="Arial" w:hAnsi="Arial" w:cs="Arial"/>
+          <w:sz w:val="16"/>
+          <w:szCs w:val="16"/>
+        </w:rPr>
+        <w:t xml:space="preserve">   </w:t>
+      </w:r>
+      <w:r>
+        <w:rPr>
+          <w:rFonts w:ascii="Arial" w:eastAsia="Arial" w:hAnsi="Arial" w:cs="Arial"/>
+          <w:sz w:val="16"/>
+          <w:szCs w:val="16"/>
+        </w:rPr>
+        <w:t xml:space="preserve">AVALÚO BANCARIO </w:t>
+      </w:r>
+      <w:r>
+        <w:rPr>
+          <w:rFonts w:ascii="Arial" w:eastAsia="Arial" w:hAnsi="Arial" w:cs="Arial"/>
+          <w:b/>
+          <w:bCs/>
+          <w:sz w:val="20"/>
+          <w:szCs w:val="20"/>
+        </w:rPr>
+        <w:t>[ {{ x_</w:t>
+      </w:r>
+      <w:r>
+        <w:rPr>
+          <w:rFonts w:ascii="Arial" w:eastAsia="Arial" w:hAnsi="Arial" w:cs="Arial"/>
+          <w:b/>
+          <w:bCs/>
+          <w:sz w:val="20"/>
+          <w:szCs w:val="20"/>
+        </w:rPr>
+        <w:t>avaluo</w:t>
+      </w:r>
+      <w:r>
+        <w:rPr>
+          <w:rFonts w:ascii="Arial" w:eastAsia="Arial" w:hAnsi="Arial" w:cs="Arial"/>
+          <w:b/>
+          <w:bCs/>
+          <w:sz w:val="20"/>
+          <w:szCs w:val="20"/>
+        </w:rPr>
+        <w:t xml:space="preserve"> }} ]</w:t>
+      </w:r>
+      <w:r>
+        <w:rPr>
+          <w:rFonts w:ascii="Arial" w:eastAsia="Arial" w:hAnsi="Arial" w:cs="Arial"/>
+          <w:sz w:val="16"/>
+          <w:szCs w:val="16"/>
+        </w:rPr>
+        <w:t xml:space="preserve">           CERTIFICADO DE NO PROPIEDAD </w:t>
+      </w:r>
+      <w:r>
+        <w:rPr>
+          <w:rFonts w:ascii="Arial" w:eastAsia="Arial" w:hAnsi="Arial" w:cs="Arial"/>
+          <w:b/>
+          <w:bCs/>
+          <w:sz w:val="20"/>
+          <w:szCs w:val="20"/>
+        </w:rPr>
+        <w:t>[ {{ x_certificado_no_prop }} ]</w:t>
+      </w:r>
+    </w:p>
+    <w:p>
+      <w:pPr>
+        <w:rPr>
+          <w:rFonts w:ascii="Arial" w:eastAsia="Arial" w:hAnsi="Arial" w:cs="Arial"/>
+          <w:b/>
+          <w:bCs/>
+          <w:sz w:val="20"/>
+          <w:szCs w:val="20"/>
         </w:rPr>
       </w:pPr>
     </w:p>
@@ -395,14 +453,18 @@
         </w:rPr>
         <w:t xml:space="preserve">  </w:t>
       </w:r>
-      <w:r>
-        <w:rPr>
-          <w:rFonts w:ascii="Arial" w:eastAsia="Arial" w:hAnsi="Arial" w:cs="Arial"/>
-          <w:sz w:val="20"/>
-          <w:szCs w:val="20"/>
-        </w:rPr>
-        <w:t xml:space="preserve">{{ notaria_numero }} </w:t>
-      </w:r>
+    </w:p>
+    <w:p>
+      <w:pPr>
+        <w:pBdr>
+          <w:top w:val="single" w:sz="4" w:space="1" w:color="000000"/>
+        </w:pBdr>
+        <w:rPr>
+          <w:rFonts w:ascii="Arial" w:eastAsia="Arial" w:hAnsi="Arial" w:cs="Arial"/>
+          <w:sz w:val="20"/>
+          <w:szCs w:val="20"/>
+        </w:rPr>
+      </w:pPr>
       <w:r>
         <w:rPr>
           <w:rFonts w:ascii="Arial" w:eastAsia="Arial" w:hAnsi="Arial" w:cs="Arial"/>
@@ -436,8 +498,8 @@
         </w:rPr>
         <w:t xml:space="preserve">CERTIFICADO DEL NOTARIO </w:t>
       </w:r>
-      <w:bookmarkStart w:id="6" w:name="kx6ehcypxway" w:colFirst="0" w:colLast="0"/>
-      <w:bookmarkEnd w:id="6"/>
+      <w:bookmarkStart w:id="4" w:name="kx6ehcypxway" w:colFirst="0" w:colLast="0"/>
+      <w:bookmarkEnd w:id="4"/>
       <w:r>
         <w:rPr>
           <w:rFonts w:ascii="Arial" w:eastAsia="Arial" w:hAnsi="Arial" w:cs="Arial"/>
@@ -518,8 +580,8 @@
         </w:rPr>
         <w:t xml:space="preserve">  </w:t>
       </w:r>
-      <w:bookmarkStart w:id="7" w:name="euj2imadq82a" w:colFirst="0" w:colLast="0"/>
-      <w:bookmarkEnd w:id="7"/>
+      <w:bookmarkStart w:id="5" w:name="euj2imadq82a" w:colFirst="0" w:colLast="0"/>
+      <w:bookmarkEnd w:id="5"/>
       <w:r>
         <w:rPr>
           <w:rFonts w:ascii="Arial" w:eastAsia="Arial" w:hAnsi="Arial" w:cs="Arial"/>
@@ -556,54 +618,54 @@
         </w:rPr>
         <w:t xml:space="preserve">ESCRITURA No. </w:t>
       </w:r>
-      <w:bookmarkStart w:id="8" w:name="af17z83u7tcp" w:colFirst="0" w:colLast="0"/>
+      <w:bookmarkStart w:id="6" w:name="af17z83u7tcp" w:colFirst="0" w:colLast="0"/>
+      <w:bookmarkEnd w:id="6"/>
+      <w:r>
+        <w:rPr>
+          <w:rFonts w:ascii="Arial" w:eastAsia="Arial" w:hAnsi="Arial" w:cs="Arial"/>
+          <w:sz w:val="16"/>
+          <w:szCs w:val="16"/>
+        </w:rPr>
+        <w:t xml:space="preserve">t            LUGAR Y FECHA DE OTORGAMIENTO: </w:t>
+      </w:r>
+      <w:bookmarkStart w:id="7" w:name="e3fema1cawhd" w:colFirst="0" w:colLast="0"/>
+      <w:bookmarkEnd w:id="7"/>
+      <w:r>
+        <w:rPr>
+          <w:rFonts w:ascii="Arial" w:eastAsia="Arial" w:hAnsi="Arial" w:cs="Arial"/>
+          <w:sz w:val="16"/>
+          <w:szCs w:val="16"/>
+        </w:rPr>
+        <w:t xml:space="preserve">{{ lugar_fecha_firma }}        </w:t>
+      </w:r>
+    </w:p>
+    <w:p>
+      <w:pPr>
+        <w:rPr>
+          <w:rFonts w:ascii="Arial" w:eastAsia="Arial" w:hAnsi="Arial" w:cs="Arial"/>
+          <w:sz w:val="16"/>
+          <w:szCs w:val="16"/>
+        </w:rPr>
+      </w:pPr>
+    </w:p>
+    <w:p>
+      <w:pPr>
+        <w:rPr>
+          <w:rFonts w:ascii="Arial" w:eastAsia="Arial" w:hAnsi="Arial" w:cs="Arial"/>
+          <w:sz w:val="16"/>
+          <w:szCs w:val="16"/>
+        </w:rPr>
+      </w:pPr>
+      <w:r>
+        <w:rPr>
+          <w:rFonts w:ascii="Arial" w:eastAsia="Arial" w:hAnsi="Arial" w:cs="Arial"/>
+          <w:sz w:val="16"/>
+          <w:szCs w:val="16"/>
+        </w:rPr>
+        <w:t xml:space="preserve">EN SU CASO FECHA DE LA RESOLUCIÓN ADJUDICATORIA: </w:t>
+      </w:r>
+      <w:bookmarkStart w:id="8" w:name="9enp9kd36ro" w:colFirst="0" w:colLast="0"/>
       <w:bookmarkEnd w:id="8"/>
-      <w:r>
-        <w:rPr>
-          <w:rFonts w:ascii="Arial" w:eastAsia="Arial" w:hAnsi="Arial" w:cs="Arial"/>
-          <w:sz w:val="16"/>
-          <w:szCs w:val="16"/>
-        </w:rPr>
-        <w:t xml:space="preserve">t            LUGAR Y FECHA DE OTORGAMIENTO: </w:t>
-      </w:r>
-      <w:bookmarkStart w:id="9" w:name="e3fema1cawhd" w:colFirst="0" w:colLast="0"/>
-      <w:bookmarkEnd w:id="9"/>
-      <w:r>
-        <w:rPr>
-          <w:rFonts w:ascii="Arial" w:eastAsia="Arial" w:hAnsi="Arial" w:cs="Arial"/>
-          <w:sz w:val="16"/>
-          <w:szCs w:val="16"/>
-        </w:rPr>
-        <w:t xml:space="preserve">{{ lugar_fecha_firma }}        </w:t>
-      </w:r>
-    </w:p>
-    <w:p>
-      <w:pPr>
-        <w:rPr>
-          <w:rFonts w:ascii="Arial" w:eastAsia="Arial" w:hAnsi="Arial" w:cs="Arial"/>
-          <w:sz w:val="16"/>
-          <w:szCs w:val="16"/>
-        </w:rPr>
-      </w:pPr>
-    </w:p>
-    <w:p>
-      <w:pPr>
-        <w:rPr>
-          <w:rFonts w:ascii="Arial" w:eastAsia="Arial" w:hAnsi="Arial" w:cs="Arial"/>
-          <w:sz w:val="16"/>
-          <w:szCs w:val="16"/>
-        </w:rPr>
-      </w:pPr>
-      <w:r>
-        <w:rPr>
-          <w:rFonts w:ascii="Arial" w:eastAsia="Arial" w:hAnsi="Arial" w:cs="Arial"/>
-          <w:sz w:val="16"/>
-          <w:szCs w:val="16"/>
-        </w:rPr>
-        <w:t xml:space="preserve">EN SU CASO FECHA DE LA RESOLUCIÓN ADJUDICATORIA: </w:t>
-      </w:r>
-      <w:bookmarkStart w:id="10" w:name="9enp9kd36ro" w:colFirst="0" w:colLast="0"/>
-      <w:bookmarkEnd w:id="10"/>
       <w:r>
         <w:rPr>
           <w:rFonts w:ascii="Arial" w:eastAsia="Arial" w:hAnsi="Arial" w:cs="Arial"/>
@@ -662,8 +724,8 @@
         </w:rPr>
         <w:t xml:space="preserve"> </w:t>
       </w:r>
-      <w:bookmarkStart w:id="11" w:name="zduwrbcy0v9f" w:colFirst="0" w:colLast="0"/>
-      <w:bookmarkEnd w:id="11"/>
+      <w:bookmarkStart w:id="9" w:name="zduwrbcy0v9f" w:colFirst="0" w:colLast="0"/>
+      <w:bookmarkEnd w:id="9"/>
       <w:r>
         <w:rPr>
           <w:rFonts w:ascii="Arial" w:eastAsia="Arial" w:hAnsi="Arial" w:cs="Arial"/>
@@ -706,8 +768,8 @@
         </w:rPr>
         <w:t xml:space="preserve">DOMICILIO: </w:t>
       </w:r>
-      <w:bookmarkStart w:id="12" w:name="die8fysupwtr" w:colFirst="0" w:colLast="0"/>
-      <w:bookmarkEnd w:id="12"/>
+      <w:bookmarkStart w:id="10" w:name="die8fysupwtr" w:colFirst="0" w:colLast="0"/>
+      <w:bookmarkEnd w:id="10"/>
       <w:r>
         <w:rPr>
           <w:rFonts w:ascii="Arial" w:eastAsia="Arial" w:hAnsi="Arial" w:cs="Arial"/>
@@ -750,8 +812,8 @@
         </w:rPr>
         <w:t xml:space="preserve">GENERALES: </w:t>
       </w:r>
-      <w:bookmarkStart w:id="13" w:name="rmdgaq551mt4" w:colFirst="0" w:colLast="0"/>
-      <w:bookmarkEnd w:id="13"/>
+      <w:bookmarkStart w:id="11" w:name="rmdgaq551mt4" w:colFirst="0" w:colLast="0"/>
+      <w:bookmarkEnd w:id="11"/>
       <w:r>
         <w:rPr>
           <w:rFonts w:ascii="Arial" w:eastAsia="Arial" w:hAnsi="Arial" w:cs="Arial"/>
@@ -801,8 +863,8 @@
         </w:rPr>
         <w:t xml:space="preserve"> </w:t>
       </w:r>
-      <w:bookmarkStart w:id="14" w:name="vaf35yajxhc5" w:colFirst="0" w:colLast="0"/>
-      <w:bookmarkEnd w:id="14"/>
+      <w:bookmarkStart w:id="12" w:name="vaf35yajxhc5" w:colFirst="0" w:colLast="0"/>
+      <w:bookmarkEnd w:id="12"/>
       <w:r>
         <w:rPr>
           <w:rFonts w:ascii="Arial" w:eastAsia="Arial" w:hAnsi="Arial" w:cs="Arial"/>
@@ -837,8 +899,8 @@
         </w:rPr>
         <w:t xml:space="preserve">LUGAR Y FECHA DE NACIMIENTO: </w:t>
       </w:r>
-      <w:bookmarkStart w:id="15" w:name="2nsh71bbe0fq" w:colFirst="0" w:colLast="0"/>
-      <w:bookmarkEnd w:id="15"/>
+      <w:bookmarkStart w:id="13" w:name="2nsh71bbe0fq" w:colFirst="0" w:colLast="0"/>
+      <w:bookmarkEnd w:id="13"/>
       <w:r>
         <w:rPr>
           <w:rFonts w:ascii="Arial" w:eastAsia="Arial" w:hAnsi="Arial" w:cs="Arial"/>
@@ -881,80 +943,80 @@
         </w:rPr>
         <w:t xml:space="preserve">DOMICILIO: </w:t>
       </w:r>
-      <w:bookmarkStart w:id="16" w:name="mgdm59x8qkt1" w:colFirst="0" w:colLast="0"/>
+      <w:bookmarkStart w:id="14" w:name="mgdm59x8qkt1" w:colFirst="0" w:colLast="0"/>
+      <w:bookmarkEnd w:id="14"/>
+      <w:r>
+        <w:rPr>
+          <w:rFonts w:ascii="Arial" w:eastAsia="Arial" w:hAnsi="Arial" w:cs="Arial"/>
+          <w:sz w:val="16"/>
+          <w:szCs w:val="16"/>
+        </w:rPr>
+        <w:t xml:space="preserve">{{ domicilio_comprador }} </w:t>
+      </w:r>
+    </w:p>
+    <w:p>
+      <w:pPr>
+        <w:rPr>
+          <w:rFonts w:ascii="Arial" w:eastAsia="Arial" w:hAnsi="Arial" w:cs="Arial"/>
+          <w:sz w:val="16"/>
+          <w:szCs w:val="16"/>
+        </w:rPr>
+      </w:pPr>
+    </w:p>
+    <w:p>
+      <w:pPr>
+        <w:rPr>
+          <w:rFonts w:ascii="Arial" w:eastAsia="Arial" w:hAnsi="Arial" w:cs="Arial"/>
+          <w:sz w:val="16"/>
+          <w:szCs w:val="16"/>
+        </w:rPr>
+      </w:pPr>
+      <w:r>
+        <w:rPr>
+          <w:rFonts w:ascii="Arial" w:eastAsia="Arial" w:hAnsi="Arial" w:cs="Arial"/>
+          <w:sz w:val="16"/>
+          <w:szCs w:val="16"/>
+        </w:rPr>
+        <w:t xml:space="preserve">GENERALES: </w:t>
+      </w:r>
+      <w:bookmarkStart w:id="15" w:name="ikt4bxwhxa4x" w:colFirst="0" w:colLast="0"/>
+      <w:bookmarkEnd w:id="15"/>
+      <w:r>
+        <w:rPr>
+          <w:rFonts w:ascii="Arial" w:eastAsia="Arial" w:hAnsi="Arial" w:cs="Arial"/>
+          <w:sz w:val="16"/>
+          <w:szCs w:val="16"/>
+        </w:rPr>
+        <w:t>{{ generales_comprador }}</w:t>
+      </w:r>
+    </w:p>
+    <w:p>
+      <w:pPr>
+        <w:rPr>
+          <w:rFonts w:ascii="Arial" w:eastAsia="Arial" w:hAnsi="Arial" w:cs="Arial"/>
+          <w:sz w:val="16"/>
+          <w:szCs w:val="16"/>
+        </w:rPr>
+      </w:pPr>
+    </w:p>
+    <w:p>
+      <w:pPr>
+        <w:rPr>
+          <w:rFonts w:ascii="Arial" w:eastAsia="Arial" w:hAnsi="Arial" w:cs="Arial"/>
+          <w:sz w:val="16"/>
+          <w:szCs w:val="16"/>
+        </w:rPr>
+      </w:pPr>
+      <w:r>
+        <w:rPr>
+          <w:rFonts w:ascii="Arial" w:eastAsia="Arial" w:hAnsi="Arial" w:cs="Arial"/>
+          <w:sz w:val="16"/>
+          <w:szCs w:val="16"/>
+        </w:rPr>
+        <w:t xml:space="preserve">REG. FEDERAL DE CONTRIBUYENTES O CURP </w:t>
+      </w:r>
+      <w:bookmarkStart w:id="16" w:name="gd27m83lbeb0" w:colFirst="0" w:colLast="0"/>
       <w:bookmarkEnd w:id="16"/>
-      <w:r>
-        <w:rPr>
-          <w:rFonts w:ascii="Arial" w:eastAsia="Arial" w:hAnsi="Arial" w:cs="Arial"/>
-          <w:sz w:val="16"/>
-          <w:szCs w:val="16"/>
-        </w:rPr>
-        <w:t xml:space="preserve">{{ domicilio_comprador }} </w:t>
-      </w:r>
-    </w:p>
-    <w:p>
-      <w:pPr>
-        <w:rPr>
-          <w:rFonts w:ascii="Arial" w:eastAsia="Arial" w:hAnsi="Arial" w:cs="Arial"/>
-          <w:sz w:val="16"/>
-          <w:szCs w:val="16"/>
-        </w:rPr>
-      </w:pPr>
-    </w:p>
-    <w:p>
-      <w:pPr>
-        <w:rPr>
-          <w:rFonts w:ascii="Arial" w:eastAsia="Arial" w:hAnsi="Arial" w:cs="Arial"/>
-          <w:sz w:val="16"/>
-          <w:szCs w:val="16"/>
-        </w:rPr>
-      </w:pPr>
-      <w:r>
-        <w:rPr>
-          <w:rFonts w:ascii="Arial" w:eastAsia="Arial" w:hAnsi="Arial" w:cs="Arial"/>
-          <w:sz w:val="16"/>
-          <w:szCs w:val="16"/>
-        </w:rPr>
-        <w:t xml:space="preserve">GENERALES: </w:t>
-      </w:r>
-      <w:bookmarkStart w:id="17" w:name="ikt4bxwhxa4x" w:colFirst="0" w:colLast="0"/>
-      <w:bookmarkEnd w:id="17"/>
-      <w:r>
-        <w:rPr>
-          <w:rFonts w:ascii="Arial" w:eastAsia="Arial" w:hAnsi="Arial" w:cs="Arial"/>
-          <w:sz w:val="16"/>
-          <w:szCs w:val="16"/>
-        </w:rPr>
-        <w:t>{{ generales_comprador }}</w:t>
-      </w:r>
-    </w:p>
-    <w:p>
-      <w:pPr>
-        <w:rPr>
-          <w:rFonts w:ascii="Arial" w:eastAsia="Arial" w:hAnsi="Arial" w:cs="Arial"/>
-          <w:sz w:val="16"/>
-          <w:szCs w:val="16"/>
-        </w:rPr>
-      </w:pPr>
-    </w:p>
-    <w:p>
-      <w:pPr>
-        <w:rPr>
-          <w:rFonts w:ascii="Arial" w:eastAsia="Arial" w:hAnsi="Arial" w:cs="Arial"/>
-          <w:sz w:val="16"/>
-          <w:szCs w:val="16"/>
-        </w:rPr>
-      </w:pPr>
-      <w:r>
-        <w:rPr>
-          <w:rFonts w:ascii="Arial" w:eastAsia="Arial" w:hAnsi="Arial" w:cs="Arial"/>
-          <w:sz w:val="16"/>
-          <w:szCs w:val="16"/>
-        </w:rPr>
-        <w:t xml:space="preserve">REG. FEDERAL DE CONTRIBUYENTES O CURP </w:t>
-      </w:r>
-      <w:bookmarkStart w:id="18" w:name="gd27m83lbeb0" w:colFirst="0" w:colLast="0"/>
-      <w:bookmarkEnd w:id="18"/>
       <w:r>
         <w:rPr>
           <w:rFonts w:ascii="Arial" w:eastAsia="Arial" w:hAnsi="Arial" w:cs="Arial"/>
@@ -1013,8 +1075,8 @@
         </w:rPr>
         <w:t xml:space="preserve">URBANO </w:t>
       </w:r>
-      <w:bookmarkStart w:id="19" w:name="k14gs8x0g8ze" w:colFirst="0" w:colLast="0"/>
-      <w:bookmarkEnd w:id="19"/>
+      <w:bookmarkStart w:id="17" w:name="k14gs8x0g8ze" w:colFirst="0" w:colLast="0"/>
+      <w:bookmarkEnd w:id="17"/>
       <w:r>
         <w:rPr>
           <w:rFonts w:ascii="Arial" w:eastAsia="Arial" w:hAnsi="Arial" w:cs="Arial"/>
@@ -1033,8 +1095,8 @@
         </w:rPr>
         <w:t xml:space="preserve">                RÚSTICO  </w:t>
       </w:r>
-      <w:bookmarkStart w:id="20" w:name="d2v6j4mq4ulu" w:colFirst="0" w:colLast="0"/>
-      <w:bookmarkEnd w:id="20"/>
+      <w:bookmarkStart w:id="18" w:name="d2v6j4mq4ulu" w:colFirst="0" w:colLast="0"/>
+      <w:bookmarkEnd w:id="18"/>
       <w:r>
         <w:rPr>
           <w:rFonts w:ascii="Arial" w:eastAsia="Arial" w:hAnsi="Arial" w:cs="Arial"/>
@@ -1063,8 +1125,8 @@
         </w:rPr>
         <w:t xml:space="preserve"> </w:t>
       </w:r>
-      <w:bookmarkStart w:id="21" w:name="g9y9z58pzxdj" w:colFirst="0" w:colLast="0"/>
-      <w:bookmarkEnd w:id="21"/>
+      <w:bookmarkStart w:id="19" w:name="g9y9z58pzxdj" w:colFirst="0" w:colLast="0"/>
+      <w:bookmarkEnd w:id="19"/>
       <w:r>
         <w:rPr>
           <w:rFonts w:ascii="Arial" w:eastAsia="Arial" w:hAnsi="Arial" w:cs="Arial"/>
@@ -1083,8 +1145,8 @@
         </w:rPr>
         <w:t xml:space="preserve">CONSTRUIDO </w:t>
       </w:r>
-      <w:bookmarkStart w:id="22" w:name="72qoul138pyw" w:colFirst="0" w:colLast="0"/>
-      <w:bookmarkEnd w:id="22"/>
+      <w:bookmarkStart w:id="20" w:name="72qoul138pyw" w:colFirst="0" w:colLast="0"/>
+      <w:bookmarkEnd w:id="20"/>
       <w:r>
         <w:rPr>
           <w:rFonts w:ascii="Arial" w:eastAsia="Arial" w:hAnsi="Arial" w:cs="Arial"/>
@@ -1129,8 +1191,8 @@
         </w:rPr>
         <w:t xml:space="preserve">UBICACIÓN, MEDIDAS Y LINDEROS: </w:t>
       </w:r>
-      <w:bookmarkStart w:id="23" w:name="g0495knltn82" w:colFirst="0" w:colLast="0"/>
-      <w:bookmarkEnd w:id="23"/>
+      <w:bookmarkStart w:id="21" w:name="g0495knltn82" w:colFirst="0" w:colLast="0"/>
+      <w:bookmarkEnd w:id="21"/>
       <w:r>
         <w:rPr>
           <w:rFonts w:ascii="Arial" w:eastAsia="Arial" w:hAnsi="Arial" w:cs="Arial"/>
@@ -1206,8 +1268,8 @@
         </w:rPr>
         <w:t xml:space="preserve"> </w:t>
       </w:r>
-      <w:bookmarkStart w:id="24" w:name="u2h0xfkoxd9x" w:colFirst="0" w:colLast="0"/>
-      <w:bookmarkEnd w:id="24"/>
+      <w:bookmarkStart w:id="22" w:name="u2h0xfkoxd9x" w:colFirst="0" w:colLast="0"/>
+      <w:bookmarkEnd w:id="22"/>
       <w:r>
         <w:rPr>
           <w:rFonts w:ascii="Arial" w:eastAsia="Arial" w:hAnsi="Arial" w:cs="Arial"/>
@@ -1294,8 +1356,8 @@
         </w:rPr>
         <w:t xml:space="preserve">RESTO </w:t>
       </w:r>
-      <w:bookmarkStart w:id="25" w:name="5ago59wf70sy" w:colFirst="0" w:colLast="0"/>
-      <w:bookmarkEnd w:id="25"/>
+      <w:bookmarkStart w:id="23" w:name="5ago59wf70sy" w:colFirst="0" w:colLast="0"/>
+      <w:bookmarkEnd w:id="23"/>
       <w:r>
         <w:rPr>
           <w:rFonts w:ascii="Arial" w:eastAsia="Arial" w:hAnsi="Arial" w:cs="Arial"/>
@@ -1342,8 +1404,8 @@
         </w:rPr>
         <w:t xml:space="preserve">    TOTALIDAD </w:t>
       </w:r>
-      <w:bookmarkStart w:id="26" w:name="lgpsewt5ce0p" w:colFirst="0" w:colLast="0"/>
-      <w:bookmarkEnd w:id="26"/>
+      <w:bookmarkStart w:id="24" w:name="lgpsewt5ce0p" w:colFirst="0" w:colLast="0"/>
+      <w:bookmarkEnd w:id="24"/>
       <w:r>
         <w:rPr>
           <w:rFonts w:ascii="Arial" w:eastAsia="Arial" w:hAnsi="Arial" w:cs="Arial"/>
@@ -1498,8 +1560,8 @@
                 <w:szCs w:val="16"/>
               </w:rPr>
             </w:pPr>
-            <w:bookmarkStart w:id="27" w:name="97dquu48rj9s" w:colFirst="0" w:colLast="0"/>
-            <w:bookmarkEnd w:id="27"/>
+            <w:bookmarkStart w:id="25" w:name="97dquu48rj9s" w:colFirst="0" w:colLast="0"/>
+            <w:bookmarkEnd w:id="25"/>
             <w:r>
               <w:rPr>
                 <w:rFonts w:ascii="Arial" w:eastAsia="Arial" w:hAnsi="Arial" w:cs="Arial"/>
@@ -1564,8 +1626,8 @@
                 <w:szCs w:val="16"/>
               </w:rPr>
             </w:pPr>
-            <w:bookmarkStart w:id="28" w:name="p6vqikz17n58" w:colFirst="0" w:colLast="0"/>
-            <w:bookmarkEnd w:id="28"/>
+            <w:bookmarkStart w:id="26" w:name="p6vqikz17n58" w:colFirst="0" w:colLast="0"/>
+            <w:bookmarkEnd w:id="26"/>
             <w:r>
               <w:rPr>
                 <w:rFonts w:ascii="Arial" w:eastAsia="Arial" w:hAnsi="Arial" w:cs="Arial"/>
@@ -1650,8 +1712,8 @@
                 <w:szCs w:val="16"/>
               </w:rPr>
             </w:pPr>
-            <w:bookmarkStart w:id="29" w:name="hxvlkusut5v8" w:colFirst="0" w:colLast="0"/>
-            <w:bookmarkEnd w:id="29"/>
+            <w:bookmarkStart w:id="27" w:name="hxvlkusut5v8" w:colFirst="0" w:colLast="0"/>
+            <w:bookmarkEnd w:id="27"/>
             <w:r>
               <w:rPr>
                 <w:rFonts w:ascii="Arial" w:eastAsia="Arial" w:hAnsi="Arial" w:cs="Arial"/>
@@ -1736,8 +1798,8 @@
                 <w:szCs w:val="16"/>
               </w:rPr>
             </w:pPr>
-            <w:bookmarkStart w:id="30" w:name="kjo3cwo76chi" w:colFirst="0" w:colLast="0"/>
-            <w:bookmarkEnd w:id="30"/>
+            <w:bookmarkStart w:id="28" w:name="kjo3cwo76chi" w:colFirst="0" w:colLast="0"/>
+            <w:bookmarkEnd w:id="28"/>
             <w:r>
               <w:rPr>
                 <w:rFonts w:ascii="Arial" w:eastAsia="Arial" w:hAnsi="Arial" w:cs="Arial"/>
@@ -1807,8 +1869,8 @@
                 <w:szCs w:val="16"/>
               </w:rPr>
             </w:pPr>
-            <w:bookmarkStart w:id="31" w:name="ye7k3ovl6112" w:colFirst="0" w:colLast="0"/>
-            <w:bookmarkEnd w:id="31"/>
+            <w:bookmarkStart w:id="29" w:name="ye7k3ovl6112" w:colFirst="0" w:colLast="0"/>
+            <w:bookmarkEnd w:id="29"/>
             <w:r>
               <w:rPr>
                 <w:rFonts w:ascii="Arial" w:eastAsia="Arial" w:hAnsi="Arial" w:cs="Arial"/>
@@ -1978,8 +2040,8 @@
               </w:rPr>
               <w:t xml:space="preserve">IMPUESTO AL MUNICIPIO </w:t>
             </w:r>
-            <w:bookmarkStart w:id="32" w:name="xlbkuwsuiiho" w:colFirst="0" w:colLast="0"/>
-            <w:bookmarkEnd w:id="32"/>
+            <w:bookmarkStart w:id="30" w:name="xlbkuwsuiiho" w:colFirst="0" w:colLast="0"/>
+            <w:bookmarkEnd w:id="30"/>
             <w:r>
               <w:rPr>
                 <w:rFonts w:ascii="Arial" w:eastAsia="Arial" w:hAnsi="Arial" w:cs="Arial"/>
@@ -1998,8 +2060,8 @@
               </w:rPr>
               <w:t xml:space="preserve">                     AL  </w:t>
             </w:r>
-            <w:bookmarkStart w:id="33" w:name="gl9okqz7l45r" w:colFirst="0" w:colLast="0"/>
-            <w:bookmarkEnd w:id="33"/>
+            <w:bookmarkStart w:id="31" w:name="gl9okqz7l45r" w:colFirst="0" w:colLast="0"/>
+            <w:bookmarkEnd w:id="31"/>
             <w:r>
               <w:rPr>
                 <w:rFonts w:ascii="Arial" w:eastAsia="Arial" w:hAnsi="Arial" w:cs="Arial"/>
@@ -2036,8 +2098,8 @@
               </w:rPr>
               <w:t xml:space="preserve"> </w:t>
             </w:r>
-            <w:bookmarkStart w:id="34" w:name="lvsa92hh4znz" w:colFirst="0" w:colLast="0"/>
-            <w:bookmarkEnd w:id="34"/>
+            <w:bookmarkStart w:id="32" w:name="lvsa92hh4znz" w:colFirst="0" w:colLast="0"/>
+            <w:bookmarkEnd w:id="32"/>
             <w:r>
               <w:rPr>
                 <w:rFonts w:ascii="Arial" w:eastAsia="Arial" w:hAnsi="Arial" w:cs="Arial"/>
@@ -2094,8 +2156,8 @@
               </w:rPr>
               <w:t xml:space="preserve"> </w:t>
             </w:r>
-            <w:bookmarkStart w:id="35" w:name="nprur0ragjj9" w:colFirst="0" w:colLast="0"/>
-            <w:bookmarkEnd w:id="35"/>
+            <w:bookmarkStart w:id="33" w:name="nprur0ragjj9" w:colFirst="0" w:colLast="0"/>
+            <w:bookmarkEnd w:id="33"/>
             <w:r>
               <w:rPr>
                 <w:rFonts w:ascii="Arial" w:eastAsia="Arial" w:hAnsi="Arial" w:cs="Arial"/>
@@ -2155,8 +2217,8 @@
               </w:rPr>
               <w:t xml:space="preserve">RECARGOS   </w:t>
             </w:r>
-            <w:bookmarkStart w:id="36" w:name="rbuofk5u9tov" w:colFirst="0" w:colLast="0"/>
-            <w:bookmarkEnd w:id="36"/>
+            <w:bookmarkStart w:id="34" w:name="rbuofk5u9tov" w:colFirst="0" w:colLast="0"/>
+            <w:bookmarkEnd w:id="34"/>
             <w:r>
               <w:rPr>
                 <w:rFonts w:ascii="Arial" w:eastAsia="Arial" w:hAnsi="Arial" w:cs="Arial"/>
@@ -2175,8 +2237,8 @@
               </w:rPr>
               <w:t xml:space="preserve">                                          AL  </w:t>
             </w:r>
-            <w:bookmarkStart w:id="37" w:name="8x7wwggxex8b" w:colFirst="0" w:colLast="0"/>
-            <w:bookmarkEnd w:id="37"/>
+            <w:bookmarkStart w:id="35" w:name="8x7wwggxex8b" w:colFirst="0" w:colLast="0"/>
+            <w:bookmarkEnd w:id="35"/>
             <w:r>
               <w:rPr>
                 <w:rFonts w:ascii="Arial" w:eastAsia="Arial" w:hAnsi="Arial" w:cs="Arial"/>
@@ -2195,8 +2257,8 @@
               </w:rPr>
               <w:t xml:space="preserve">     %                     </w:t>
             </w:r>
-            <w:bookmarkStart w:id="38" w:name="g4oe0c95r58m" w:colFirst="0" w:colLast="0"/>
-            <w:bookmarkEnd w:id="38"/>
+            <w:bookmarkStart w:id="36" w:name="g4oe0c95r58m" w:colFirst="0" w:colLast="0"/>
+            <w:bookmarkEnd w:id="36"/>
             <w:r>
               <w:rPr>
                 <w:rFonts w:ascii="Arial" w:eastAsia="Arial" w:hAnsi="Arial" w:cs="Arial"/>
@@ -2253,8 +2315,8 @@
               </w:rPr>
               <w:t xml:space="preserve"> </w:t>
             </w:r>
-            <w:bookmarkStart w:id="39" w:name="4ve2bdik9j6i" w:colFirst="0" w:colLast="0"/>
-            <w:bookmarkEnd w:id="39"/>
+            <w:bookmarkStart w:id="37" w:name="4ve2bdik9j6i" w:colFirst="0" w:colLast="0"/>
+            <w:bookmarkEnd w:id="37"/>
             <w:r>
               <w:rPr>
                 <w:rFonts w:ascii="Arial" w:eastAsia="Arial" w:hAnsi="Arial" w:cs="Arial"/>
@@ -2304,8 +2366,8 @@
               </w:rPr>
               <w:t xml:space="preserve">MULTA </w:t>
             </w:r>
-            <w:bookmarkStart w:id="40" w:name="tyk58o4uuocv" w:colFirst="0" w:colLast="0"/>
-            <w:bookmarkEnd w:id="40"/>
+            <w:bookmarkStart w:id="38" w:name="tyk58o4uuocv" w:colFirst="0" w:colLast="0"/>
+            <w:bookmarkEnd w:id="38"/>
             <w:r>
               <w:rPr>
                 <w:rFonts w:ascii="Arial" w:eastAsia="Arial" w:hAnsi="Arial" w:cs="Arial"/>
@@ -2362,8 +2424,8 @@
               </w:rPr>
               <w:t xml:space="preserve"> </w:t>
             </w:r>
-            <w:bookmarkStart w:id="41" w:name="nrtlg1ftn73r" w:colFirst="0" w:colLast="0"/>
-            <w:bookmarkEnd w:id="41"/>
+            <w:bookmarkStart w:id="39" w:name="nrtlg1ftn73r" w:colFirst="0" w:colLast="0"/>
+            <w:bookmarkEnd w:id="39"/>
             <w:r>
               <w:rPr>
                 <w:rFonts w:ascii="Arial" w:eastAsia="Arial" w:hAnsi="Arial" w:cs="Arial"/>
@@ -2548,8 +2610,8 @@
               </w:rPr>
               <w:t xml:space="preserve"> </w:t>
             </w:r>
-            <w:bookmarkStart w:id="42" w:name="6vzoocu1s5bi" w:colFirst="0" w:colLast="0"/>
-            <w:bookmarkEnd w:id="42"/>
+            <w:bookmarkStart w:id="40" w:name="6vzoocu1s5bi" w:colFirst="0" w:colLast="0"/>
+            <w:bookmarkEnd w:id="40"/>
             <w:r>
               <w:rPr>
                 <w:rFonts w:ascii="Arial" w:eastAsia="Arial" w:hAnsi="Arial" w:cs="Arial"/>
@@ -2602,8 +2664,8 @@
         </w:rPr>
         <w:t xml:space="preserve">DISPOSICIONES APLICABLES EN CASO DE EXENCIÓN: </w:t>
       </w:r>
-      <w:bookmarkStart w:id="43" w:name="mz0qwieb8ghe" w:colFirst="0" w:colLast="0"/>
-      <w:bookmarkEnd w:id="43"/>
+      <w:bookmarkStart w:id="41" w:name="mz0qwieb8ghe" w:colFirst="0" w:colLast="0"/>
+      <w:bookmarkEnd w:id="41"/>
       <w:r>
         <w:rPr>
           <w:rFonts w:ascii="Arial" w:eastAsia="Arial" w:hAnsi="Arial" w:cs="Arial"/>
@@ -2665,8 +2727,8 @@
         </w:rPr>
         <w:t xml:space="preserve">TLAJOMULCO, JAL. A </w:t>
       </w:r>
-      <w:bookmarkStart w:id="44" w:name="v1bycrwbceyy" w:colFirst="0" w:colLast="0"/>
-      <w:bookmarkEnd w:id="44"/>
+      <w:bookmarkStart w:id="42" w:name="v1bycrwbceyy" w:colFirst="0" w:colLast="0"/>
+      <w:bookmarkEnd w:id="42"/>
       <w:r>
         <w:rPr>
           <w:rFonts w:ascii="Arial" w:eastAsia="Arial" w:hAnsi="Arial" w:cs="Arial"/>
@@ -2813,14 +2875,15 @@
           <w:szCs w:val="16"/>
         </w:rPr>
       </w:pPr>
-      <w:bookmarkStart w:id="45" w:name="7wu4qojc1uhx" w:colFirst="0" w:colLast="0"/>
-      <w:bookmarkEnd w:id="45"/>
-      <w:r>
-        <w:rPr>
-          <w:rFonts w:ascii="Arial" w:eastAsia="Arial" w:hAnsi="Arial" w:cs="Arial"/>
-          <w:sz w:val="16"/>
-          <w:szCs w:val="16"/>
-        </w:rPr>
+      <w:bookmarkStart w:id="43" w:name="7wu4qojc1uhx" w:colFirst="0" w:colLast="0"/>
+      <w:bookmarkEnd w:id="43"/>
+      <w:r>
+        <w:rPr>
+          <w:rFonts w:ascii="Arial" w:eastAsia="Arial" w:hAnsi="Arial" w:cs="Arial"/>
+          <w:sz w:val="16"/>
+          <w:szCs w:val="16"/>
+        </w:rPr>
+        <w:lastRenderedPageBreak/>
         <w:t>     </w:t>
       </w:r>
     </w:p>
@@ -2883,7 +2946,7 @@
               </wp:anchor>
             </w:drawing>
           </mc:Choice>
-          <mc:Fallback xmlns:sl="http://schemas.openxmlformats.org/schemaLibrary/2006/main" xmlns:a="http://schemas.openxmlformats.org/drawingml/2006/main" xmlns:pic="http://schemas.openxmlformats.org/drawingml/2006/picture" xmlns:c="http://schemas.openxmlformats.org/drawingml/2006/chart" xmlns:lc="http://schemas.openxmlformats.org/drawingml/2006/lockedCanvas" xmlns:dgm="http://schemas.openxmlformats.org/drawingml/2006/diagram" xmlns="http://schemas.microsoft.com/office/tasks/2019/documenttasks" xmlns:cr="http://schemas.microsoft.com/office/comments/2020/reactions">
+          <mc:Fallback xmlns:cr="http://schemas.microsoft.com/office/comments/2020/reactions" xmlns="http://schemas.microsoft.com/office/tasks/2019/documenttasks" xmlns:dgm="http://schemas.openxmlformats.org/drawingml/2006/diagram" xmlns:lc="http://schemas.openxmlformats.org/drawingml/2006/lockedCanvas" xmlns:c="http://schemas.openxmlformats.org/drawingml/2006/chart" xmlns:pic="http://schemas.openxmlformats.org/drawingml/2006/picture" xmlns:a="http://schemas.openxmlformats.org/drawingml/2006/main" xmlns:sl="http://schemas.openxmlformats.org/schemaLibrary/2006/main">
             <w:drawing>
               <wp:anchor allowOverlap="1" behindDoc="0" distB="0" distT="0" distL="114300" distR="114300" hidden="0" layoutInCell="1" locked="0" relativeHeight="0" simplePos="0">
                 <wp:simplePos x="0" y="0"/>
@@ -2943,7 +3006,6 @@
           <w:sz w:val="16"/>
           <w:szCs w:val="16"/>
         </w:rPr>
-        <w:lastRenderedPageBreak/>
         <w:t>NOMBRE Y FIRMA DEL NOTARIO</w:t>
       </w:r>
     </w:p>
@@ -3232,7 +3294,7 @@
             </wp:anchor>
           </w:drawing>
         </mc:Choice>
-        <mc:Fallback xmlns:sl="http://schemas.openxmlformats.org/schemaLibrary/2006/main" xmlns:a="http://schemas.openxmlformats.org/drawingml/2006/main" xmlns:pic="http://schemas.openxmlformats.org/drawingml/2006/picture" xmlns:c="http://schemas.openxmlformats.org/drawingml/2006/chart" xmlns:lc="http://schemas.openxmlformats.org/drawingml/2006/lockedCanvas" xmlns:dgm="http://schemas.openxmlformats.org/drawingml/2006/diagram" xmlns="http://schemas.microsoft.com/office/tasks/2019/documenttasks" xmlns:cr="http://schemas.microsoft.com/office/comments/2020/reactions">
+        <mc:Fallback xmlns:cr="http://schemas.microsoft.com/office/comments/2020/reactions" xmlns="http://schemas.microsoft.com/office/tasks/2019/documenttasks" xmlns:dgm="http://schemas.openxmlformats.org/drawingml/2006/diagram" xmlns:lc="http://schemas.openxmlformats.org/drawingml/2006/lockedCanvas" xmlns:c="http://schemas.openxmlformats.org/drawingml/2006/chart" xmlns:pic="http://schemas.openxmlformats.org/drawingml/2006/picture" xmlns:a="http://schemas.openxmlformats.org/drawingml/2006/main" xmlns:sl="http://schemas.openxmlformats.org/schemaLibrary/2006/main">
           <w:drawing>
             <wp:anchor allowOverlap="1" behindDoc="0" distB="0" distT="0" distL="114300" distR="114300" hidden="0" layoutInCell="1" locked="0" relativeHeight="0" simplePos="0">
               <wp:simplePos x="0" y="0"/>
@@ -3402,7 +3464,7 @@
             </wp:anchor>
           </w:drawing>
         </mc:Choice>
-        <mc:Fallback xmlns:sl="http://schemas.openxmlformats.org/schemaLibrary/2006/main" xmlns:a="http://schemas.openxmlformats.org/drawingml/2006/main" xmlns:pic="http://schemas.openxmlformats.org/drawingml/2006/picture" xmlns:c="http://schemas.openxmlformats.org/drawingml/2006/chart" xmlns:lc="http://schemas.openxmlformats.org/drawingml/2006/lockedCanvas" xmlns:dgm="http://schemas.openxmlformats.org/drawingml/2006/diagram" xmlns="http://schemas.microsoft.com/office/tasks/2019/documenttasks" xmlns:cr="http://schemas.microsoft.com/office/comments/2020/reactions">
+        <mc:Fallback xmlns:cr="http://schemas.microsoft.com/office/comments/2020/reactions" xmlns="http://schemas.microsoft.com/office/tasks/2019/documenttasks" xmlns:dgm="http://schemas.openxmlformats.org/drawingml/2006/diagram" xmlns:lc="http://schemas.openxmlformats.org/drawingml/2006/lockedCanvas" xmlns:c="http://schemas.openxmlformats.org/drawingml/2006/chart" xmlns:pic="http://schemas.openxmlformats.org/drawingml/2006/picture" xmlns:a="http://schemas.openxmlformats.org/drawingml/2006/main" xmlns:sl="http://schemas.openxmlformats.org/schemaLibrary/2006/main">
           <w:drawing>
             <wp:anchor allowOverlap="1" behindDoc="0" distB="0" distT="0" distL="114300" distR="114300" hidden="0" layoutInCell="1" locked="0" relativeHeight="0" simplePos="0">
               <wp:simplePos x="0" y="0"/>

--- a/Plantilla_Tlajomulco.docx
+++ b/Plantilla_Tlajomulco.docx
@@ -636,7 +636,7 @@
           <w:sz w:val="16"/>
           <w:szCs w:val="16"/>
         </w:rPr>
-        <w:t xml:space="preserve">{{ lugar_fecha_firma }}        </w:t>
+        <w:t>{{ lugar_fecha_firma }} / {{ fecha_cierre }}</w:t>
       </w:r>
     </w:p>
     <w:p>
@@ -672,7 +672,23 @@
           <w:sz w:val="16"/>
           <w:szCs w:val="16"/>
         </w:rPr>
-        <w:t xml:space="preserve">                                                        </w:t>
+        <w:t>   </w:t>
+      </w:r>
+      <w:r>
+        <w:rPr>
+          <w:rFonts w:ascii="Arial" w:eastAsia="Arial" w:hAnsi="Arial" w:cs="Arial"/>
+          <w:sz w:val="16"/>
+          <w:szCs w:val="16"/>
+        </w:rPr>
+        <w:t>{{ fecha_resolucion }}</w:t>
+      </w:r>
+      <w:r>
+        <w:rPr>
+          <w:rFonts w:ascii="Arial" w:eastAsia="Arial" w:hAnsi="Arial" w:cs="Arial"/>
+          <w:sz w:val="16"/>
+          <w:szCs w:val="16"/>
+        </w:rPr>
+        <w:t xml:space="preserve">                                                     </w:t>
       </w:r>
     </w:p>
     <w:p>
@@ -1263,6 +1279,16 @@
       <w:r>
         <w:rPr>
           <w:rFonts w:ascii="Arial" w:eastAsia="Arial" w:hAnsi="Arial" w:cs="Arial"/>
+          <w:b/>
+          <w:bCs/>
+          <w:sz w:val="20"/>
+          <w:szCs w:val="20"/>
+        </w:rPr>
+        <w:t>:</w:t>
+      </w:r>
+      <w:r>
+        <w:rPr>
+          <w:rFonts w:ascii="Arial" w:eastAsia="Arial" w:hAnsi="Arial" w:cs="Arial"/>
           <w:sz w:val="20"/>
           <w:szCs w:val="20"/>
         </w:rPr>
@@ -1277,6 +1303,32 @@
           <w:szCs w:val="20"/>
         </w:rPr>
         <w:t>     </w:t>
+      </w:r>
+    </w:p>
+    <w:p>
+      <w:pPr>
+        <w:rPr>
+          <w:rFonts w:ascii="Arial" w:eastAsia="Arial" w:hAnsi="Arial" w:cs="Arial"/>
+          <w:sz w:val="16"/>
+          <w:szCs w:val="16"/>
+        </w:rPr>
+      </w:pPr>
+    </w:p>
+    <w:p>
+      <w:pPr>
+        <w:rPr>
+          <w:rFonts w:ascii="Arial" w:eastAsia="Arial" w:hAnsi="Arial" w:cs="Arial"/>
+          <w:sz w:val="18"/>
+          <w:szCs w:val="18"/>
+        </w:rPr>
+      </w:pPr>
+      <w:r>
+        <w:rPr>
+          <w:rFonts w:ascii="Arial" w:eastAsia="Arial" w:hAnsi="Arial" w:cs="Arial"/>
+          <w:sz w:val="18"/>
+          <w:szCs w:val="18"/>
+        </w:rPr>
+        <w:t>{{ antecedentes_registro }}</w:t>
       </w:r>
     </w:p>
     <w:p>
@@ -2716,7 +2768,6 @@
           <w:rFonts w:ascii="Arial" w:eastAsia="Arial" w:hAnsi="Arial" w:cs="Arial"/>
           <w:sz w:val="16"/>
           <w:szCs w:val="16"/>
-          <w:u w:val="single"/>
         </w:rPr>
       </w:pPr>
       <w:r>
@@ -2735,6 +2786,32 @@
           <w:sz w:val="16"/>
           <w:szCs w:val="16"/>
         </w:rPr>
+        <w:t xml:space="preserve"> </w:t>
+      </w:r>
+      <w:r>
+        <w:rPr>
+          <w:rFonts w:ascii="Arial" w:eastAsia="Arial" w:hAnsi="Arial" w:cs="Arial"/>
+          <w:sz w:val="16"/>
+          <w:szCs w:val="16"/>
+        </w:rPr>
+        <w:t xml:space="preserve"> {{ fecha_cierre }}</w:t>
+      </w:r>
+    </w:p>
+    <w:p>
+      <w:pPr>
+        <w:rPr>
+          <w:rFonts w:ascii="Arial" w:eastAsia="Arial" w:hAnsi="Arial" w:cs="Arial"/>
+          <w:sz w:val="16"/>
+          <w:szCs w:val="16"/>
+          <w:u w:val="single"/>
+        </w:rPr>
+      </w:pPr>
+      <w:r>
+        <w:rPr>
+          <w:rFonts w:ascii="Arial" w:eastAsia="Arial" w:hAnsi="Arial" w:cs="Arial"/>
+          <w:sz w:val="16"/>
+          <w:szCs w:val="16"/>
+        </w:rPr>
         <w:t xml:space="preserve">                                                                    </w:t>
       </w:r>
       <w:r>
@@ -2761,23 +2838,6 @@
           <w:u w:val="single"/>
         </w:rPr>
         <w:t xml:space="preserve">                                               </w:t>
-      </w:r>
-    </w:p>
-    <w:p>
-      <w:pPr>
-        <w:rPr>
-          <w:rFonts w:ascii="Arial" w:eastAsia="Arial" w:hAnsi="Arial" w:cs="Arial"/>
-          <w:sz w:val="16"/>
-          <w:szCs w:val="16"/>
-        </w:rPr>
-      </w:pPr>
-      <w:r>
-        <w:rPr>
-          <w:rFonts w:ascii="Arial" w:eastAsia="Arial" w:hAnsi="Arial" w:cs="Arial"/>
-          <w:sz w:val="16"/>
-          <w:szCs w:val="16"/>
-        </w:rPr>
-        <w:t xml:space="preserve">  </w:t>
       </w:r>
     </w:p>
     <w:p>
@@ -2883,7 +2943,6 @@
           <w:sz w:val="16"/>
           <w:szCs w:val="16"/>
         </w:rPr>
-        <w:lastRenderedPageBreak/>
         <w:t>     </w:t>
       </w:r>
     </w:p>
